--- a/6.Heap(Priorityqueue)/40 Heap - K-way Merge.docx
+++ b/6.Heap(Priorityqueue)/40 Heap - K-way Merge.docx
@@ -316,44 +316,12 @@
     </w:p>
     <w:p>
       <w:r>
-        <w:t xml:space="preserve">    public int </w:t>
-      </w:r>
-      <w:proofErr w:type="spellStart"/>
-      <w:r>
-        <w:t>kthSmallest</w:t>
-      </w:r>
-      <w:proofErr w:type="spellEnd"/>
-      <w:r>
-        <w:t>(int[][] matrix, int k) {</w:t>
-      </w:r>
-    </w:p>
-    <w:p>
-      <w:r>
-        <w:t xml:space="preserve">        </w:t>
-      </w:r>
-      <w:proofErr w:type="spellStart"/>
-      <w:r>
-        <w:t>PriorityQueue</w:t>
-      </w:r>
-      <w:proofErr w:type="spellEnd"/>
-      <w:r>
-        <w:t xml:space="preserve">&lt;Integer&gt; </w:t>
-      </w:r>
-      <w:proofErr w:type="spellStart"/>
-      <w:r>
-        <w:t>pq</w:t>
-      </w:r>
-      <w:proofErr w:type="spellEnd"/>
-      <w:r>
-        <w:t xml:space="preserve"> = new </w:t>
-      </w:r>
-      <w:proofErr w:type="spellStart"/>
-      <w:r>
-        <w:t>PriorityQueue</w:t>
-      </w:r>
-      <w:proofErr w:type="spellEnd"/>
-      <w:r>
-        <w:t>&lt;&gt;();</w:t>
+        <w:t>    public int kthSmallest(int[][] matrix, int k) {</w:t>
+      </w:r>
+    </w:p>
+    <w:p>
+      <w:r>
+        <w:t>        PriorityQueue&lt;Integer&gt; pq = new PriorityQueue&lt;&gt;();</w:t>
       </w:r>
     </w:p>
     <w:p>
@@ -368,15 +336,7 @@
     </w:p>
     <w:p>
       <w:r>
-        <w:t xml:space="preserve">                </w:t>
-      </w:r>
-      <w:proofErr w:type="spellStart"/>
-      <w:r>
-        <w:t>pq.offer</w:t>
-      </w:r>
-      <w:proofErr w:type="spellEnd"/>
-      <w:r>
-        <w:t>(m1);</w:t>
+        <w:t>                pq.offer(m1);</w:t>
       </w:r>
     </w:p>
     <w:p/>
@@ -387,29 +347,13 @@
     </w:p>
     <w:p>
       <w:r>
-        <w:t xml:space="preserve">            </w:t>
-      </w:r>
-      <w:proofErr w:type="spellStart"/>
-      <w:r>
-        <w:t>pq.poll</w:t>
-      </w:r>
-      <w:proofErr w:type="spellEnd"/>
-      <w:r>
-        <w:t>();</w:t>
-      </w:r>
-    </w:p>
-    <w:p/>
-    <w:p>
-      <w:r>
-        <w:t>        return (int)</w:t>
-      </w:r>
-      <w:proofErr w:type="spellStart"/>
-      <w:r>
-        <w:t>pq.peek</w:t>
-      </w:r>
-      <w:proofErr w:type="spellEnd"/>
-      <w:r>
-        <w:t>();</w:t>
+        <w:t>            pq.poll();</w:t>
+      </w:r>
+    </w:p>
+    <w:p/>
+    <w:p>
+      <w:r>
+        <w:t>        return (int)pq.peek();</w:t>
       </w:r>
       <w:r>
         <w:t>}}</w:t>
@@ -561,139 +505,27 @@
     </w:p>
     <w:p>
       <w:r>
-        <w:t xml:space="preserve">    public int </w:t>
-      </w:r>
-      <w:proofErr w:type="spellStart"/>
-      <w:r>
-        <w:t>kthSmallest</w:t>
-      </w:r>
-      <w:proofErr w:type="spellEnd"/>
-      <w:r>
-        <w:t>(int[][] matrix, int k) {</w:t>
-      </w:r>
-    </w:p>
-    <w:p>
-      <w:r>
-        <w:t xml:space="preserve">        int n = </w:t>
-      </w:r>
-      <w:proofErr w:type="spellStart"/>
-      <w:r>
-        <w:t>matrix.length</w:t>
-      </w:r>
-      <w:proofErr w:type="spellEnd"/>
-      <w:r>
-        <w:t xml:space="preserve"> ;//n*n so no matter</w:t>
-      </w:r>
-    </w:p>
-    <w:p>
-      <w:r>
-        <w:t xml:space="preserve">        </w:t>
-      </w:r>
-      <w:proofErr w:type="spellStart"/>
-      <w:r>
-        <w:t>PriorityQueue</w:t>
-      </w:r>
-      <w:proofErr w:type="spellEnd"/>
-      <w:r>
-        <w:t xml:space="preserve">&lt;int[]&gt; </w:t>
-      </w:r>
-      <w:proofErr w:type="spellStart"/>
-      <w:r>
-        <w:t>pq</w:t>
-      </w:r>
-      <w:proofErr w:type="spellEnd"/>
-      <w:r>
-        <w:t xml:space="preserve"> = new </w:t>
-      </w:r>
-      <w:proofErr w:type="spellStart"/>
-      <w:r>
-        <w:t>PriorityQueue</w:t>
-      </w:r>
-      <w:proofErr w:type="spellEnd"/>
-      <w:r>
-        <w:t>&lt;&gt;((</w:t>
-      </w:r>
-      <w:proofErr w:type="spellStart"/>
-      <w:r>
-        <w:t>a,b</w:t>
-      </w:r>
-      <w:proofErr w:type="spellEnd"/>
-      <w:r>
-        <w:t>)-&gt;a[0]-b[0]);</w:t>
-      </w:r>
-    </w:p>
-    <w:p>
-      <w:r>
-        <w:t xml:space="preserve">        for(int </w:t>
-      </w:r>
-      <w:proofErr w:type="spellStart"/>
-      <w:r>
-        <w:t>i</w:t>
-      </w:r>
-      <w:proofErr w:type="spellEnd"/>
-      <w:r>
-        <w:t xml:space="preserve"> = 0 ; </w:t>
-      </w:r>
-      <w:proofErr w:type="spellStart"/>
-      <w:r>
-        <w:t>i</w:t>
-      </w:r>
-      <w:proofErr w:type="spellEnd"/>
-      <w:r>
-        <w:t xml:space="preserve">&lt; </w:t>
-      </w:r>
-      <w:proofErr w:type="spellStart"/>
-      <w:r>
-        <w:t>matrix.length</w:t>
-      </w:r>
-      <w:proofErr w:type="spellEnd"/>
-      <w:r>
-        <w:t xml:space="preserve"> ; </w:t>
-      </w:r>
-      <w:proofErr w:type="spellStart"/>
-      <w:r>
-        <w:t>i</w:t>
-      </w:r>
-      <w:proofErr w:type="spellEnd"/>
-      <w:r>
-        <w:t>++)</w:t>
-      </w:r>
-    </w:p>
-    <w:p>
-      <w:r>
-        <w:t xml:space="preserve">            </w:t>
-      </w:r>
-      <w:proofErr w:type="spellStart"/>
-      <w:r>
-        <w:t>pq.offer</w:t>
-      </w:r>
-      <w:proofErr w:type="spellEnd"/>
-      <w:r>
-        <w:t>(new int[]{matrix[</w:t>
-      </w:r>
-      <w:proofErr w:type="spellStart"/>
-      <w:r>
-        <w:t>i</w:t>
-      </w:r>
-      <w:proofErr w:type="spellEnd"/>
-      <w:r>
-        <w:t xml:space="preserve">][0] , </w:t>
-      </w:r>
-      <w:proofErr w:type="spellStart"/>
-      <w:r>
-        <w:t>i</w:t>
-      </w:r>
-      <w:proofErr w:type="spellEnd"/>
-      <w:r>
-        <w:t xml:space="preserve"> , 0});//pushing 1st </w:t>
-      </w:r>
-      <w:proofErr w:type="spellStart"/>
-      <w:r>
-        <w:t>ele</w:t>
-      </w:r>
-      <w:proofErr w:type="spellEnd"/>
-      <w:r>
-        <w:t xml:space="preserve"> of every row</w:t>
+        <w:t>    public int kthSmallest(int[][] matrix, int k) {</w:t>
+      </w:r>
+    </w:p>
+    <w:p>
+      <w:r>
+        <w:t>        int n = matrix.length ;//n*n so no matter</w:t>
+      </w:r>
+    </w:p>
+    <w:p>
+      <w:r>
+        <w:t>        PriorityQueue&lt;int[]&gt; pq = new PriorityQueue&lt;&gt;((a,b)-&gt;a[0]-b[0]);</w:t>
+      </w:r>
+    </w:p>
+    <w:p>
+      <w:r>
+        <w:t>        for(int i = 0 ; i&lt; matrix.length ; i++)</w:t>
+      </w:r>
+    </w:p>
+    <w:p>
+      <w:r>
+        <w:t>            pq.offer(new int[]{matrix[i][0] , i , 0});//pushing 1st ele of every row</w:t>
       </w:r>
     </w:p>
     <w:p/>
@@ -709,15 +541,7 @@
     </w:p>
     <w:p>
       <w:r>
-        <w:t xml:space="preserve">            int temp[] = </w:t>
-      </w:r>
-      <w:proofErr w:type="spellStart"/>
-      <w:r>
-        <w:t>pq.poll</w:t>
-      </w:r>
-      <w:proofErr w:type="spellEnd"/>
-      <w:r>
-        <w:t>();</w:t>
+        <w:t>            int temp[] = pq.poll();</w:t>
       </w:r>
     </w:p>
     <w:p>
@@ -743,15 +567,7 @@
     </w:p>
     <w:p>
       <w:r>
-        <w:t xml:space="preserve">                </w:t>
-      </w:r>
-      <w:proofErr w:type="spellStart"/>
-      <w:r>
-        <w:t>pq.offer</w:t>
-      </w:r>
-      <w:proofErr w:type="spellEnd"/>
-      <w:r>
-        <w:t>(new int[]{</w:t>
+        <w:t>                pq.offer(new int[]{</w:t>
       </w:r>
     </w:p>
     <w:p>
@@ -782,15 +598,7 @@
     </w:p>
     <w:p>
       <w:r>
-        <w:t xml:space="preserve">        return </w:t>
-      </w:r>
-      <w:proofErr w:type="spellStart"/>
-      <w:r>
-        <w:t>pq.peek</w:t>
-      </w:r>
-      <w:proofErr w:type="spellEnd"/>
-      <w:r>
-        <w:t>()[0];</w:t>
+        <w:t>        return pq.peek()[0];</w:t>
       </w:r>
       <w:r>
         <w:t>}}</w:t>
@@ -839,54 +647,22 @@
           <w:b/>
           <w:bCs/>
         </w:rPr>
-        <w:t xml:space="preserve">-&gt;count the </w:t>
-      </w:r>
-      <w:proofErr w:type="spellStart"/>
-      <w:r>
-        <w:rPr>
-          <w:b/>
-          <w:bCs/>
-        </w:rPr>
-        <w:t>no.of</w:t>
-      </w:r>
-      <w:proofErr w:type="spellEnd"/>
-      <w:r>
-        <w:rPr>
-          <w:b/>
-          <w:bCs/>
-        </w:rPr>
-        <w:t xml:space="preserve"> elements &lt; the mid</w:t>
-      </w:r>
-    </w:p>
-    <w:p>
-      <w:pPr>
-        <w:rPr>
-          <w:b/>
-          <w:bCs/>
-        </w:rPr>
-      </w:pPr>
-      <w:r>
-        <w:rPr>
-          <w:b/>
-          <w:bCs/>
-        </w:rPr>
-        <w:t xml:space="preserve">-&gt;if count&lt;k </w:t>
-      </w:r>
-      <w:proofErr w:type="gramStart"/>
-      <w:r>
-        <w:rPr>
-          <w:b/>
-          <w:bCs/>
-        </w:rPr>
-        <w:t>increase</w:t>
-      </w:r>
-      <w:proofErr w:type="gramEnd"/>
-      <w:r>
-        <w:rPr>
-          <w:b/>
-          <w:bCs/>
-        </w:rPr>
-        <w:t xml:space="preserve"> low to mid+1 else high = mid</w:t>
+        <w:t>-&gt;count the no.of elements &lt; the mid</w:t>
+      </w:r>
+    </w:p>
+    <w:p>
+      <w:pPr>
+        <w:rPr>
+          <w:b/>
+          <w:bCs/>
+        </w:rPr>
+      </w:pPr>
+      <w:r>
+        <w:rPr>
+          <w:b/>
+          <w:bCs/>
+        </w:rPr>
+        <w:t>-&gt;if count&lt;k increase low to mid+1 else high = mid</w:t>
       </w:r>
     </w:p>
     <w:p>
@@ -924,48 +700,1688 @@
           <w:b/>
           <w:bCs/>
         </w:rPr>
-        <w:t xml:space="preserve">-&gt;in the helper </w:t>
-      </w:r>
-      <w:proofErr w:type="spellStart"/>
-      <w:r>
-        <w:rPr>
-          <w:b/>
-          <w:bCs/>
-        </w:rPr>
-        <w:t>func</w:t>
-      </w:r>
-      <w:proofErr w:type="spellEnd"/>
-      <w:r>
-        <w:rPr>
-          <w:b/>
-          <w:bCs/>
-        </w:rPr>
-        <w:t xml:space="preserve"> go from bottom left</w:t>
-      </w:r>
-    </w:p>
-    <w:p>
-      <w:pPr>
-        <w:rPr>
-          <w:b/>
-          <w:bCs/>
-        </w:rPr>
-      </w:pPr>
-      <w:r>
-        <w:rPr>
-          <w:b/>
-          <w:bCs/>
-        </w:rPr>
-        <w:t xml:space="preserve">-&gt;if </w:t>
-      </w:r>
-      <w:proofErr w:type="spellStart"/>
-      <w:r>
-        <w:rPr>
-          <w:b/>
-          <w:bCs/>
-        </w:rPr>
-        <w:t>curr</w:t>
-      </w:r>
-      <w:proofErr w:type="spellEnd"/>
+        <w:t>-&gt;in the helper func go from bottom left</w:t>
+      </w:r>
+    </w:p>
+    <w:p>
+      <w:pPr>
+        <w:rPr>
+          <w:b/>
+          <w:bCs/>
+        </w:rPr>
+      </w:pPr>
+      <w:r>
+        <w:rPr>
+          <w:b/>
+          <w:bCs/>
+        </w:rPr>
+        <w:t>-&gt;if curr ele &lt; mid then the other elements in the row also &lt; that so count+=row+1</w:t>
+      </w:r>
+    </w:p>
+    <w:p>
+      <w:pPr>
+        <w:rPr>
+          <w:b/>
+          <w:bCs/>
+        </w:rPr>
+      </w:pPr>
+      <w:r>
+        <w:rPr>
+          <w:b/>
+          <w:bCs/>
+        </w:rPr>
+        <w:t>-&gt;then inc the col</w:t>
+      </w:r>
+    </w:p>
+    <w:p>
+      <w:pPr>
+        <w:rPr>
+          <w:b/>
+          <w:bCs/>
+        </w:rPr>
+      </w:pPr>
+      <w:r>
+        <w:rPr>
+          <w:b/>
+          <w:bCs/>
+        </w:rPr>
+        <w:t>-&gt;if curr &gt; mid , decr the row</w:t>
+      </w:r>
+    </w:p>
+    <w:p>
+      <w:pPr>
+        <w:rPr>
+          <w:b/>
+          <w:bCs/>
+        </w:rPr>
+      </w:pPr>
+      <w:r>
+        <w:rPr>
+          <w:b/>
+          <w:bCs/>
+        </w:rPr>
+        <w:t>CODE:</w:t>
+      </w:r>
+    </w:p>
+    <w:p>
+      <w:r>
+        <w:t>class Solution {</w:t>
+      </w:r>
+    </w:p>
+    <w:p>
+      <w:r>
+        <w:t>    public int kthSmallest(int[][] matrix, int k) {</w:t>
+      </w:r>
+    </w:p>
+    <w:p>
+      <w:r>
+        <w:t>        int n = matrix.length;</w:t>
+      </w:r>
+    </w:p>
+    <w:p>
+      <w:r>
+        <w:t>        int low = matrix[0][0];</w:t>
+      </w:r>
+    </w:p>
+    <w:p>
+      <w:r>
+        <w:t>        int high = matrix[n - 1][n - 1];</w:t>
+      </w:r>
+    </w:p>
+    <w:p/>
+    <w:p>
+      <w:r>
+        <w:t>        while (low &lt; high) {</w:t>
+      </w:r>
+    </w:p>
+    <w:p>
+      <w:r>
+        <w:t>            int mid = low + (high - low) / 2;</w:t>
+      </w:r>
+    </w:p>
+    <w:p>
+      <w:r>
+        <w:t>            int count = countLessEqual(matrix, mid);</w:t>
+      </w:r>
+    </w:p>
+    <w:p>
+      <w:r>
+        <w:t>            if (count &lt; k) {</w:t>
+      </w:r>
+    </w:p>
+    <w:p>
+      <w:r>
+        <w:t>                low = mid + 1;</w:t>
+      </w:r>
+    </w:p>
+    <w:p>
+      <w:r>
+        <w:t>            } else {</w:t>
+      </w:r>
+    </w:p>
+    <w:p>
+      <w:r>
+        <w:t>                high = mid;</w:t>
+      </w:r>
+    </w:p>
+    <w:p>
+      <w:r>
+        <w:t>            }</w:t>
+      </w:r>
+    </w:p>
+    <w:p>
+      <w:r>
+        <w:t>        }</w:t>
+      </w:r>
+    </w:p>
+    <w:p>
+      <w:r>
+        <w:t>        return low;</w:t>
+      </w:r>
+    </w:p>
+    <w:p>
+      <w:r>
+        <w:t>    }</w:t>
+      </w:r>
+    </w:p>
+    <w:p>
+      <w:r>
+        <w:lastRenderedPageBreak/>
+        <w:t>    private int countLessEqual(int[][] matrix, int mid) {</w:t>
+      </w:r>
+    </w:p>
+    <w:p>
+      <w:r>
+        <w:t>        int n = matrix.length;</w:t>
+      </w:r>
+    </w:p>
+    <w:p>
+      <w:r>
+        <w:t>        int row = n - 1, col = 0;</w:t>
+      </w:r>
+    </w:p>
+    <w:p>
+      <w:r>
+        <w:t>        int count = 0;</w:t>
+      </w:r>
+    </w:p>
+    <w:p/>
+    <w:p>
+      <w:r>
+        <w:t>        while (row &gt;= 0 &amp;&amp; col &lt; n) {</w:t>
+      </w:r>
+    </w:p>
+    <w:p>
+      <w:r>
+        <w:t>            if (matrix[row][col] &lt;= mid) {</w:t>
+      </w:r>
+    </w:p>
+    <w:p>
+      <w:r>
+        <w:t>                count += row + 1;</w:t>
+      </w:r>
+    </w:p>
+    <w:p>
+      <w:r>
+        <w:t>                col++;</w:t>
+      </w:r>
+    </w:p>
+    <w:p>
+      <w:r>
+        <w:t>            } else {</w:t>
+      </w:r>
+    </w:p>
+    <w:p>
+      <w:r>
+        <w:t>                row--;</w:t>
+      </w:r>
+    </w:p>
+    <w:p>
+      <w:r>
+        <w:t>            }</w:t>
+      </w:r>
+    </w:p>
+    <w:p>
+      <w:r>
+        <w:t>        }</w:t>
+      </w:r>
+    </w:p>
+    <w:p>
+      <w:r>
+        <w:t>        return count;</w:t>
+      </w:r>
+    </w:p>
+    <w:p>
+      <w:r>
+        <w:t>    }</w:t>
+      </w:r>
+    </w:p>
+    <w:p>
+      <w:r>
+        <w:t>}</w:t>
+      </w:r>
+    </w:p>
+    <w:p/>
+    <w:p/>
+    <w:p/>
+    <w:p/>
+    <w:p/>
+    <w:p/>
+    <w:p/>
+    <w:p/>
+    <w:p/>
+    <w:p/>
+    <w:p/>
+    <w:p/>
+    <w:p>
+      <w:pPr>
+        <w:rPr>
+          <w:b/>
+          <w:bCs/>
+        </w:rPr>
+      </w:pPr>
+      <w:r>
+        <w:rPr>
+          <w:b/>
+          <w:bCs/>
+        </w:rPr>
+        <w:lastRenderedPageBreak/>
+        <w:t xml:space="preserve">LC#23 MERGE K SORTED LISTS </w:t>
+      </w:r>
+    </w:p>
+    <w:p>
+      <w:pPr>
+        <w:rPr>
+          <w:b/>
+          <w:bCs/>
+        </w:rPr>
+      </w:pPr>
+      <w:r>
+        <w:rPr>
+          <w:b/>
+          <w:bCs/>
+        </w:rPr>
+        <w:t>You are given an array of k linked-lists lists, each linked-list is sorted in ascending order.</w:t>
+      </w:r>
+    </w:p>
+    <w:p>
+      <w:pPr>
+        <w:rPr>
+          <w:b/>
+          <w:bCs/>
+        </w:rPr>
+      </w:pPr>
+      <w:r>
+        <w:rPr>
+          <w:b/>
+          <w:bCs/>
+          <w:i/>
+          <w:iCs/>
+        </w:rPr>
+        <w:t>Merge all the linked-lists into one sorted linked-list and return it.</w:t>
+      </w:r>
+    </w:p>
+    <w:p>
+      <w:pPr>
+        <w:rPr>
+          <w:b/>
+          <w:bCs/>
+        </w:rPr>
+      </w:pPr>
+      <w:r>
+        <w:rPr>
+          <w:b/>
+          <w:bCs/>
+        </w:rPr>
+        <w:t> </w:t>
+      </w:r>
+    </w:p>
+    <w:p>
+      <w:pPr>
+        <w:rPr>
+          <w:b/>
+          <w:bCs/>
+        </w:rPr>
+      </w:pPr>
+      <w:r>
+        <w:rPr>
+          <w:b/>
+          <w:bCs/>
+        </w:rPr>
+        <w:t>Example 1:</w:t>
+      </w:r>
+    </w:p>
+    <w:p>
+      <w:pPr>
+        <w:rPr>
+          <w:b/>
+          <w:bCs/>
+        </w:rPr>
+      </w:pPr>
+      <w:r>
+        <w:rPr>
+          <w:b/>
+          <w:bCs/>
+        </w:rPr>
+        <w:t>Input: lists = [[1,4,5],[1,3,4],[2,6]]</w:t>
+      </w:r>
+    </w:p>
+    <w:p>
+      <w:pPr>
+        <w:rPr>
+          <w:b/>
+          <w:bCs/>
+        </w:rPr>
+      </w:pPr>
+      <w:r>
+        <w:rPr>
+          <w:b/>
+          <w:bCs/>
+        </w:rPr>
+        <w:t>Output: [1,1,2,3,4,4,5,6]</w:t>
+      </w:r>
+    </w:p>
+    <w:p>
+      <w:pPr>
+        <w:rPr>
+          <w:b/>
+          <w:bCs/>
+        </w:rPr>
+      </w:pPr>
+      <w:r>
+        <w:rPr>
+          <w:b/>
+          <w:bCs/>
+        </w:rPr>
+        <w:t>Explanation: The linked-lists are:</w:t>
+      </w:r>
+    </w:p>
+    <w:p>
+      <w:pPr>
+        <w:rPr>
+          <w:b/>
+          <w:bCs/>
+        </w:rPr>
+      </w:pPr>
+      <w:r>
+        <w:rPr>
+          <w:b/>
+          <w:bCs/>
+        </w:rPr>
+        <w:t>[</w:t>
+      </w:r>
+    </w:p>
+    <w:p>
+      <w:pPr>
+        <w:rPr>
+          <w:b/>
+          <w:bCs/>
+        </w:rPr>
+      </w:pPr>
+      <w:r>
+        <w:rPr>
+          <w:b/>
+          <w:bCs/>
+        </w:rPr>
+        <w:t xml:space="preserve">  1-&gt;4-&gt;5,</w:t>
+      </w:r>
+    </w:p>
+    <w:p>
+      <w:pPr>
+        <w:rPr>
+          <w:b/>
+          <w:bCs/>
+        </w:rPr>
+      </w:pPr>
+      <w:r>
+        <w:rPr>
+          <w:b/>
+          <w:bCs/>
+        </w:rPr>
+        <w:t xml:space="preserve">  1-&gt;3-&gt;4,</w:t>
+      </w:r>
+    </w:p>
+    <w:p>
+      <w:pPr>
+        <w:rPr>
+          <w:b/>
+          <w:bCs/>
+        </w:rPr>
+      </w:pPr>
+      <w:r>
+        <w:rPr>
+          <w:b/>
+          <w:bCs/>
+        </w:rPr>
+        <w:t xml:space="preserve">  2-&gt;6</w:t>
+      </w:r>
+    </w:p>
+    <w:p>
+      <w:pPr>
+        <w:rPr>
+          <w:b/>
+          <w:bCs/>
+        </w:rPr>
+      </w:pPr>
+      <w:r>
+        <w:rPr>
+          <w:b/>
+          <w:bCs/>
+        </w:rPr>
+        <w:t>]</w:t>
+      </w:r>
+    </w:p>
+    <w:p>
+      <w:pPr>
+        <w:rPr>
+          <w:b/>
+          <w:bCs/>
+        </w:rPr>
+      </w:pPr>
+      <w:r>
+        <w:rPr>
+          <w:b/>
+          <w:bCs/>
+        </w:rPr>
+        <w:t>merging them into one sorted linked list:</w:t>
+      </w:r>
+    </w:p>
+    <w:p>
+      <w:pPr>
+        <w:rPr>
+          <w:b/>
+          <w:bCs/>
+        </w:rPr>
+      </w:pPr>
+      <w:r>
+        <w:rPr>
+          <w:b/>
+          <w:bCs/>
+        </w:rPr>
+        <w:t>1-&gt;1-&gt;2-&gt;3-&gt;4-&gt;4-&gt;5-&gt;6</w:t>
+      </w:r>
+    </w:p>
+    <w:p>
+      <w:pPr>
+        <w:rPr>
+          <w:b/>
+          <w:bCs/>
+        </w:rPr>
+      </w:pPr>
+    </w:p>
+    <w:p>
+      <w:pPr>
+        <w:rPr>
+          <w:b/>
+          <w:bCs/>
+        </w:rPr>
+      </w:pPr>
+    </w:p>
+    <w:p>
+      <w:pPr>
+        <w:rPr>
+          <w:b/>
+          <w:bCs/>
+        </w:rPr>
+      </w:pPr>
+    </w:p>
+    <w:p>
+      <w:pPr>
+        <w:rPr>
+          <w:b/>
+          <w:bCs/>
+        </w:rPr>
+      </w:pPr>
+    </w:p>
+    <w:p>
+      <w:pPr>
+        <w:rPr>
+          <w:b/>
+          <w:bCs/>
+        </w:rPr>
+      </w:pPr>
+    </w:p>
+    <w:p>
+      <w:pPr>
+        <w:rPr>
+          <w:b/>
+          <w:bCs/>
+        </w:rPr>
+      </w:pPr>
+    </w:p>
+    <w:p>
+      <w:pPr>
+        <w:rPr>
+          <w:b/>
+          <w:bCs/>
+        </w:rPr>
+      </w:pPr>
+    </w:p>
+    <w:p>
+      <w:pPr>
+        <w:rPr>
+          <w:b/>
+          <w:bCs/>
+        </w:rPr>
+      </w:pPr>
+    </w:p>
+    <w:p>
+      <w:pPr>
+        <w:rPr>
+          <w:b/>
+          <w:bCs/>
+        </w:rPr>
+      </w:pPr>
+    </w:p>
+    <w:p>
+      <w:pPr>
+        <w:rPr>
+          <w:b/>
+          <w:bCs/>
+        </w:rPr>
+      </w:pPr>
+    </w:p>
+    <w:p>
+      <w:pPr>
+        <w:rPr>
+          <w:b/>
+          <w:bCs/>
+        </w:rPr>
+      </w:pPr>
+    </w:p>
+    <w:p>
+      <w:pPr>
+        <w:rPr>
+          <w:b/>
+          <w:bCs/>
+        </w:rPr>
+      </w:pPr>
+    </w:p>
+    <w:p>
+      <w:pPr>
+        <w:rPr>
+          <w:b/>
+          <w:bCs/>
+        </w:rPr>
+      </w:pPr>
+    </w:p>
+    <w:p>
+      <w:pPr>
+        <w:rPr>
+          <w:b/>
+          <w:bCs/>
+        </w:rPr>
+      </w:pPr>
+      <w:r>
+        <w:rPr>
+          <w:b/>
+          <w:bCs/>
+        </w:rPr>
+        <w:lastRenderedPageBreak/>
+        <w:t>APPS:</w:t>
+      </w:r>
+    </w:p>
+    <w:p>
+      <w:pPr>
+        <w:rPr>
+          <w:b/>
+          <w:bCs/>
+        </w:rPr>
+      </w:pPr>
+      <w:r>
+        <w:rPr>
+          <w:b/>
+          <w:bCs/>
+        </w:rPr>
+        <w:t>1)brute  TC: O(n log n) SC : O( n)</w:t>
+      </w:r>
+    </w:p>
+    <w:p>
+      <w:pPr>
+        <w:rPr>
+          <w:b/>
+          <w:bCs/>
+        </w:rPr>
+      </w:pPr>
+      <w:r>
+        <w:rPr>
+          <w:b/>
+          <w:bCs/>
+        </w:rPr>
+        <w:t>-&gt;push all nodes into the pq and then put it in a new linked list by altering the connections</w:t>
+      </w:r>
+    </w:p>
+    <w:p>
+      <w:r>
+        <w:t>class Solution {</w:t>
+      </w:r>
+    </w:p>
+    <w:p>
+      <w:r>
+        <w:t>    public ListNode mergeKLists(ListNode[] lists) {</w:t>
+      </w:r>
+    </w:p>
+    <w:p>
+      <w:r>
+        <w:t>        PriorityQueue&lt;ListNode&gt; pq = new PriorityQueue&lt;&gt;((a,b)-&gt;a.val-b.val);</w:t>
+      </w:r>
+    </w:p>
+    <w:p>
+      <w:r>
+        <w:t>        for(ListNode l : lists)</w:t>
+      </w:r>
+    </w:p>
+    <w:p>
+      <w:r>
+        <w:t>        {</w:t>
+      </w:r>
+    </w:p>
+    <w:p>
+      <w:r>
+        <w:t>            while(l!=null){</w:t>
+      </w:r>
+    </w:p>
+    <w:p>
+      <w:r>
+        <w:t>                pq.offer(l);</w:t>
+      </w:r>
+    </w:p>
+    <w:p>
+      <w:r>
+        <w:t>                l = l.next;</w:t>
+      </w:r>
+    </w:p>
+    <w:p>
+      <w:r>
+        <w:t>            }</w:t>
+      </w:r>
+    </w:p>
+    <w:p>
+      <w:r>
+        <w:t>        }</w:t>
+      </w:r>
+    </w:p>
+    <w:p>
+      <w:r>
+        <w:t>        ListNode res = new ListNode(-1);</w:t>
+      </w:r>
+    </w:p>
+    <w:p>
+      <w:r>
+        <w:t>        ListNode dummy = res;</w:t>
+      </w:r>
+    </w:p>
+    <w:p>
+      <w:r>
+        <w:t>        while(!pq.isEmpty())</w:t>
+      </w:r>
+    </w:p>
+    <w:p>
+      <w:r>
+        <w:t>        {</w:t>
+      </w:r>
+    </w:p>
+    <w:p>
+      <w:r>
+        <w:t>            ListNode temp = pq.poll();</w:t>
+      </w:r>
+    </w:p>
+    <w:p>
+      <w:r>
+        <w:t>            dummy.next = temp;</w:t>
+      </w:r>
+    </w:p>
+    <w:p>
+      <w:r>
+        <w:t>            dummy = dummy.next;</w:t>
+      </w:r>
+    </w:p>
+    <w:p>
+      <w:r>
+        <w:t>            dummy.next = null;//breaking the link to the next val as linked list have the pointer of the next here we are altering the order</w:t>
+      </w:r>
+    </w:p>
+    <w:p>
+      <w:r>
+        <w:t>        }</w:t>
+      </w:r>
+    </w:p>
+    <w:p>
+      <w:r>
+        <w:t>        return res.next;</w:t>
+      </w:r>
+    </w:p>
+    <w:p/>
+    <w:p>
+      <w:r>
+        <w:t>    }</w:t>
+      </w:r>
+    </w:p>
+    <w:p>
+      <w:r>
+        <w:t>}</w:t>
+      </w:r>
+    </w:p>
+    <w:p/>
+    <w:p>
+      <w:pPr>
+        <w:rPr>
+          <w:b/>
+          <w:bCs/>
+        </w:rPr>
+      </w:pPr>
+      <w:r>
+        <w:rPr>
+          <w:b/>
+          <w:bCs/>
+        </w:rPr>
+        <w:lastRenderedPageBreak/>
+        <w:t xml:space="preserve">2)OPTIMAL PRIORITY QUEUE TC: </w:t>
+      </w:r>
+      <w:r>
+        <w:rPr>
+          <w:b/>
+          <w:bCs/>
+        </w:rPr>
+        <w:t>O(N log k)</w:t>
+      </w:r>
+      <w:r>
+        <w:rPr>
+          <w:b/>
+          <w:bCs/>
+        </w:rPr>
+        <w:t xml:space="preserve"> SC : O(K)</w:t>
+      </w:r>
+    </w:p>
+    <w:p>
+      <w:pPr>
+        <w:rPr>
+          <w:b/>
+          <w:bCs/>
+        </w:rPr>
+      </w:pPr>
+      <w:r>
+        <w:rPr>
+          <w:b/>
+          <w:bCs/>
+        </w:rPr>
+        <w:t xml:space="preserve">-&gt; here instead of putting all nodes in the pq </w:t>
+      </w:r>
+      <w:r>
+        <w:rPr>
+          <w:b/>
+          <w:bCs/>
+        </w:rPr>
+        <w:t xml:space="preserve">, first </w:t>
+      </w:r>
+      <w:r>
+        <w:rPr>
+          <w:b/>
+          <w:bCs/>
+        </w:rPr>
+        <w:t>put only the starting elements like that</w:t>
+      </w:r>
+    </w:p>
+    <w:p>
+      <w:pPr>
+        <w:rPr>
+          <w:b/>
+          <w:bCs/>
+        </w:rPr>
+      </w:pPr>
+      <w:r>
+        <w:rPr>
+          <w:b/>
+          <w:bCs/>
+        </w:rPr>
+        <w:t>-&gt;then when getting the top element push its linked elements if there</w:t>
+      </w:r>
+    </w:p>
+    <w:p>
+      <w:r>
+        <w:t>class Solution {</w:t>
+      </w:r>
+    </w:p>
+    <w:p>
+      <w:r>
+        <w:t>    public ListNode mergeKLists(ListNode[] lists) {</w:t>
+      </w:r>
+    </w:p>
+    <w:p>
+      <w:r>
+        <w:t>        PriorityQueue&lt;ListNode&gt; pq = new PriorityQueue&lt;&gt;((a, b) -&gt; a.val - b.val);</w:t>
+      </w:r>
+    </w:p>
+    <w:p>
+      <w:r>
+        <w:t>        for (ListNode l : lists) {</w:t>
+      </w:r>
+    </w:p>
+    <w:p>
+      <w:r>
+        <w:t>            if (l != null) {</w:t>
+      </w:r>
+    </w:p>
+    <w:p>
+      <w:r>
+        <w:t>                pq.offer(l);</w:t>
+      </w:r>
+    </w:p>
+    <w:p>
+      <w:r>
+        <w:t>            }</w:t>
+      </w:r>
+    </w:p>
+    <w:p>
+      <w:r>
+        <w:t>        }</w:t>
+      </w:r>
+    </w:p>
+    <w:p>
+      <w:r>
+        <w:t>        ListNode dummy = new ListNode(-1);</w:t>
+      </w:r>
+    </w:p>
+    <w:p>
+      <w:r>
+        <w:t>        ListNode tail = dummy;</w:t>
+      </w:r>
+    </w:p>
+    <w:p>
+      <w:r>
+        <w:t>        while (!pq.isEmpty()) {</w:t>
+      </w:r>
+    </w:p>
+    <w:p>
+      <w:r>
+        <w:t>            ListNode node = pq.poll();</w:t>
+      </w:r>
+    </w:p>
+    <w:p>
+      <w:r>
+        <w:t>            tail.next = node;</w:t>
+      </w:r>
+    </w:p>
+    <w:p>
+      <w:r>
+        <w:t>            tail = tail.next;</w:t>
+      </w:r>
+    </w:p>
+    <w:p/>
+    <w:p>
+      <w:r>
+        <w:t>            if (node.next != null) {</w:t>
+      </w:r>
+    </w:p>
+    <w:p>
+      <w:r>
+        <w:t>                pq.offer(node.next);</w:t>
+      </w:r>
+    </w:p>
+    <w:p>
+      <w:r>
+        <w:t>            }</w:t>
+      </w:r>
+    </w:p>
+    <w:p>
+      <w:r>
+        <w:t>        }</w:t>
+      </w:r>
+    </w:p>
+    <w:p>
+      <w:r>
+        <w:t>        return dummy.next;</w:t>
+      </w:r>
+    </w:p>
+    <w:p>
+      <w:r>
+        <w:t>    }</w:t>
+      </w:r>
+    </w:p>
+    <w:p>
+      <w:r>
+        <w:t>}</w:t>
+      </w:r>
+    </w:p>
+    <w:p/>
+    <w:p/>
+    <w:p/>
+    <w:p>
+      <w:pPr>
+        <w:rPr>
+          <w:b/>
+          <w:bCs/>
+        </w:rPr>
+      </w:pPr>
+      <w:r>
+        <w:rPr>
+          <w:b/>
+          <w:bCs/>
+        </w:rPr>
+        <w:lastRenderedPageBreak/>
+        <w:t>APP3: MERGE SORT TC : O( N log k) sc: o(log k)</w:t>
+      </w:r>
+    </w:p>
+    <w:p>
+      <w:pPr>
+        <w:rPr>
+          <w:b/>
+          <w:bCs/>
+        </w:rPr>
+      </w:pPr>
+      <w:r>
+        <w:rPr>
+          <w:b/>
+          <w:bCs/>
+        </w:rPr>
+        <w:t>-&gt;do like the merge sort</w:t>
+      </w:r>
+    </w:p>
+    <w:p>
+      <w:r>
+        <w:t>class Solution {</w:t>
+      </w:r>
+    </w:p>
+    <w:p>
+      <w:r>
+        <w:t xml:space="preserve">    public ListNode mergeKLists(ListNode[] lists) {</w:t>
+      </w:r>
+    </w:p>
+    <w:p>
+      <w:r>
+        <w:t xml:space="preserve">        if (lists == null || lists.length == 0) return null;</w:t>
+      </w:r>
+    </w:p>
+    <w:p>
+      <w:r>
+        <w:t xml:space="preserve">        return merge(lists, 0, lists.length - 1);</w:t>
+      </w:r>
+    </w:p>
+    <w:p>
+      <w:r>
+        <w:t xml:space="preserve">    }</w:t>
+      </w:r>
+    </w:p>
+    <w:p/>
+    <w:p>
+      <w:r>
+        <w:t xml:space="preserve">    public ListNode merge(ListNode[] lists, int low, int high) {</w:t>
+      </w:r>
+    </w:p>
+    <w:p>
+      <w:r>
+        <w:t xml:space="preserve">        if (low == high) return lists[low];</w:t>
+      </w:r>
+    </w:p>
+    <w:p/>
+    <w:p>
+      <w:r>
+        <w:t xml:space="preserve">        int mid = low + (high - low) / 2;</w:t>
+      </w:r>
+    </w:p>
+    <w:p/>
+    <w:p>
+      <w:r>
+        <w:t xml:space="preserve">        ListNode left = merge(lists, low, mid);</w:t>
+      </w:r>
+    </w:p>
+    <w:p>
+      <w:r>
+        <w:t xml:space="preserve">        ListNode right = merge(lists, mid + 1, high);</w:t>
+      </w:r>
+    </w:p>
+    <w:p/>
+    <w:p>
+      <w:r>
+        <w:t xml:space="preserve">        return mergeList(left, right);</w:t>
+      </w:r>
+    </w:p>
+    <w:p>
+      <w:r>
+        <w:t xml:space="preserve">    }</w:t>
+      </w:r>
+    </w:p>
+    <w:p/>
+    <w:p>
+      <w:r>
+        <w:t xml:space="preserve">   </w:t>
+      </w:r>
+    </w:p>
+    <w:p/>
+    <w:p/>
+    <w:p/>
+    <w:p/>
+    <w:p/>
+    <w:p/>
+    <w:p/>
+    <w:p/>
+    <w:p>
+      <w:r>
+        <w:lastRenderedPageBreak/>
+        <w:t xml:space="preserve"> public ListNode mergeList(ListNode l1, ListNode l2) {</w:t>
+      </w:r>
+    </w:p>
+    <w:p>
+      <w:r>
+        <w:t xml:space="preserve">        if (l1 == null) return l2;</w:t>
+      </w:r>
+    </w:p>
+    <w:p>
+      <w:r>
+        <w:t xml:space="preserve">        if (l2 == null) return l1;</w:t>
+      </w:r>
+    </w:p>
+    <w:p/>
+    <w:p>
+      <w:r>
+        <w:t xml:space="preserve">        ListNode dummy = new ListNode(-1);</w:t>
+      </w:r>
+    </w:p>
+    <w:p>
+      <w:r>
+        <w:t xml:space="preserve">        ListNode tail = dummy;</w:t>
+      </w:r>
+    </w:p>
+    <w:p/>
+    <w:p>
+      <w:r>
+        <w:t xml:space="preserve">        while (l1 != null &amp;&amp; l2 != null) {</w:t>
+      </w:r>
+    </w:p>
+    <w:p>
+      <w:r>
+        <w:t xml:space="preserve">            if (l1.val &lt; l2.val) {</w:t>
+      </w:r>
+    </w:p>
+    <w:p>
+      <w:r>
+        <w:t xml:space="preserve">                tail.next = l1;</w:t>
+      </w:r>
+    </w:p>
+    <w:p>
+      <w:r>
+        <w:t xml:space="preserve">                l1 = l1.next;</w:t>
+      </w:r>
+    </w:p>
+    <w:p>
+      <w:r>
+        <w:t xml:space="preserve">            } else {</w:t>
+      </w:r>
+    </w:p>
+    <w:p>
+      <w:r>
+        <w:t xml:space="preserve">                tail.next = l2;</w:t>
+      </w:r>
+    </w:p>
+    <w:p>
+      <w:r>
+        <w:t xml:space="preserve">                l2 = l2.next;</w:t>
+      </w:r>
+    </w:p>
+    <w:p>
+      <w:r>
+        <w:t xml:space="preserve">            }</w:t>
+      </w:r>
+    </w:p>
+    <w:p>
+      <w:r>
+        <w:t xml:space="preserve">            tail = tail.next;</w:t>
+      </w:r>
+    </w:p>
+    <w:p>
+      <w:r>
+        <w:t xml:space="preserve">        }</w:t>
+      </w:r>
+    </w:p>
+    <w:p/>
+    <w:p>
+      <w:r>
+        <w:t xml:space="preserve">        if (l1 != null) tail.next = l1;</w:t>
+      </w:r>
+    </w:p>
+    <w:p>
+      <w:r>
+        <w:t xml:space="preserve">        if (l2 != null) tail.next = l2;</w:t>
+      </w:r>
+    </w:p>
+    <w:p/>
+    <w:p>
+      <w:r>
+        <w:t xml:space="preserve">        return dummy.next;</w:t>
+      </w:r>
+    </w:p>
+    <w:p>
+      <w:r>
+        <w:t xml:space="preserve">    }</w:t>
+      </w:r>
+    </w:p>
+    <w:p>
+      <w:r>
+        <w:t>}</w:t>
+      </w:r>
+    </w:p>
+    <w:p/>
+    <w:p/>
+    <w:p/>
+    <w:p/>
+    <w:p>
+      <w:pPr>
+        <w:rPr>
+          <w:b/>
+          <w:bCs/>
+        </w:rPr>
+      </w:pPr>
+      <w:r>
+        <w:rPr>
+          <w:b/>
+          <w:bCs/>
+        </w:rPr>
+        <w:lastRenderedPageBreak/>
+        <w:t>LC#373 FIND K PAIRS WITH SMALLEST SUMS</w:t>
+      </w:r>
+    </w:p>
+    <w:p>
+      <w:pPr>
+        <w:rPr>
+          <w:b/>
+          <w:bCs/>
+        </w:rPr>
+      </w:pPr>
+      <w:r>
+        <w:rPr>
+          <w:b/>
+          <w:bCs/>
+        </w:rPr>
+        <w:t>You are given two integer arrays nums1 and nums2 sorted in non-decreasing order and an integer k.</w:t>
+      </w:r>
+    </w:p>
+    <w:p>
+      <w:pPr>
+        <w:rPr>
+          <w:b/>
+          <w:bCs/>
+        </w:rPr>
+      </w:pPr>
+      <w:r>
+        <w:rPr>
+          <w:b/>
+          <w:bCs/>
+        </w:rPr>
+        <w:t>Define a pair (u, v) which consists of one element from the first array and one element from the second array.</w:t>
+      </w:r>
+    </w:p>
+    <w:p>
+      <w:pPr>
+        <w:rPr>
+          <w:b/>
+          <w:bCs/>
+        </w:rPr>
+      </w:pPr>
+      <w:r>
+        <w:rPr>
+          <w:b/>
+          <w:bCs/>
+        </w:rPr>
+        <w:t>Return </w:t>
+      </w:r>
+      <w:r>
+        <w:rPr>
+          <w:b/>
+          <w:bCs/>
+          <w:i/>
+          <w:iCs/>
+        </w:rPr>
+        <w:t>the</w:t>
+      </w:r>
+      <w:r>
+        <w:rPr>
+          <w:b/>
+          <w:bCs/>
+        </w:rPr>
+        <w:t> k </w:t>
+      </w:r>
+      <w:r>
+        <w:rPr>
+          <w:b/>
+          <w:bCs/>
+          <w:i/>
+          <w:iCs/>
+        </w:rPr>
+        <w:t>pairs</w:t>
+      </w:r>
+      <w:r>
+        <w:rPr>
+          <w:b/>
+          <w:bCs/>
+        </w:rPr>
+        <w:t> (u</w:t>
+      </w:r>
+      <w:r>
+        <w:rPr>
+          <w:b/>
+          <w:bCs/>
+          <w:vertAlign w:val="subscript"/>
+        </w:rPr>
+        <w:t>1</w:t>
+      </w:r>
+      <w:r>
+        <w:rPr>
+          <w:b/>
+          <w:bCs/>
+        </w:rPr>
+        <w:t>, v</w:t>
+      </w:r>
+      <w:r>
+        <w:rPr>
+          <w:b/>
+          <w:bCs/>
+          <w:vertAlign w:val="subscript"/>
+        </w:rPr>
+        <w:t>1</w:t>
+      </w:r>
+      <w:r>
+        <w:rPr>
+          <w:b/>
+          <w:bCs/>
+        </w:rPr>
+        <w:t>), (u</w:t>
+      </w:r>
+      <w:r>
+        <w:rPr>
+          <w:b/>
+          <w:bCs/>
+          <w:vertAlign w:val="subscript"/>
+        </w:rPr>
+        <w:t>2</w:t>
+      </w:r>
+      <w:r>
+        <w:rPr>
+          <w:b/>
+          <w:bCs/>
+        </w:rPr>
+        <w:t>, v</w:t>
+      </w:r>
+      <w:r>
+        <w:rPr>
+          <w:b/>
+          <w:bCs/>
+          <w:vertAlign w:val="subscript"/>
+        </w:rPr>
+        <w:t>2</w:t>
+      </w:r>
+      <w:r>
+        <w:rPr>
+          <w:b/>
+          <w:bCs/>
+        </w:rPr>
+        <w:t>), ..., (u</w:t>
+      </w:r>
+      <w:r>
+        <w:rPr>
+          <w:b/>
+          <w:bCs/>
+          <w:vertAlign w:val="subscript"/>
+        </w:rPr>
+        <w:t>k</w:t>
+      </w:r>
+      <w:r>
+        <w:rPr>
+          <w:b/>
+          <w:bCs/>
+        </w:rPr>
+        <w:t>, v</w:t>
+      </w:r>
+      <w:r>
+        <w:rPr>
+          <w:b/>
+          <w:bCs/>
+          <w:vertAlign w:val="subscript"/>
+        </w:rPr>
+        <w:t>k</w:t>
+      </w:r>
+      <w:r>
+        <w:rPr>
+          <w:b/>
+          <w:bCs/>
+        </w:rPr>
+        <w:t>) </w:t>
+      </w:r>
+      <w:r>
+        <w:rPr>
+          <w:b/>
+          <w:bCs/>
+          <w:i/>
+          <w:iCs/>
+        </w:rPr>
+        <w:t>with the smallest sums</w:t>
+      </w:r>
+      <w:r>
+        <w:rPr>
+          <w:b/>
+          <w:bCs/>
+        </w:rPr>
+        <w:t>.</w:t>
+      </w:r>
+    </w:p>
+    <w:p>
+      <w:pPr>
+        <w:rPr>
+          <w:b/>
+          <w:bCs/>
+        </w:rPr>
+      </w:pPr>
+      <w:r>
+        <w:rPr>
+          <w:b/>
+          <w:bCs/>
+        </w:rPr>
+        <w:t> </w:t>
+      </w:r>
+    </w:p>
+    <w:p>
+      <w:pPr>
+        <w:rPr>
+          <w:b/>
+          <w:bCs/>
+        </w:rPr>
+      </w:pPr>
+      <w:r>
+        <w:rPr>
+          <w:b/>
+          <w:bCs/>
+        </w:rPr>
+        <w:t>Example 1:</w:t>
+      </w:r>
+    </w:p>
+    <w:p>
+      <w:pPr>
+        <w:rPr>
+          <w:b/>
+          <w:bCs/>
+        </w:rPr>
+      </w:pPr>
+      <w:r>
+        <w:rPr>
+          <w:b/>
+          <w:bCs/>
+        </w:rPr>
+        <w:t>Input: nums1 = [1,7,11], nums2 = [2,4,6], k = 3</w:t>
+      </w:r>
+    </w:p>
+    <w:p>
+      <w:pPr>
+        <w:rPr>
+          <w:b/>
+          <w:bCs/>
+        </w:rPr>
+      </w:pPr>
+      <w:r>
+        <w:rPr>
+          <w:b/>
+          <w:bCs/>
+        </w:rPr>
+        <w:t>Output: [[1,2],[1,4],[1,6]]</w:t>
+      </w:r>
+    </w:p>
+    <w:p>
+      <w:pPr>
+        <w:rPr>
+          <w:b/>
+          <w:bCs/>
+        </w:rPr>
+      </w:pPr>
+      <w:r>
+        <w:rPr>
+          <w:b/>
+          <w:bCs/>
+        </w:rPr>
+        <w:t>Explanation: The first 3 pairs are returned from the sequence: [1,2],[1,4],[1,6],[7,2],[7,4],[11,2],[7,6],[11,4],[11,6]</w:t>
+      </w:r>
+    </w:p>
+    <w:p>
+      <w:pPr>
+        <w:rPr>
+          <w:b/>
+          <w:bCs/>
+        </w:rPr>
+      </w:pPr>
+      <w:r>
+        <w:rPr>
+          <w:b/>
+          <w:bCs/>
+        </w:rPr>
+        <w:t>APPS:</w:t>
+      </w:r>
+    </w:p>
+    <w:p>
+      <w:pPr>
+        <w:rPr>
+          <w:b/>
+          <w:bCs/>
+        </w:rPr>
+      </w:pPr>
+      <w:r>
+        <w:rPr>
+          <w:b/>
+          <w:bCs/>
+        </w:rPr>
+        <w:t>1)</w:t>
+      </w:r>
+      <w:r>
+        <w:rPr>
+          <w:b/>
+          <w:bCs/>
+        </w:rPr>
+        <w:t>Brute</w:t>
+      </w:r>
+      <w:r>
+        <w:rPr>
+          <w:b/>
+          <w:bCs/>
+        </w:rPr>
+        <w:t xml:space="preserve">: </w:t>
+      </w:r>
+      <w:r>
+        <w:rPr>
+          <w:b/>
+          <w:bCs/>
+        </w:rPr>
+        <w:t>O(n * m log(n*m))</w:t>
+      </w:r>
+      <w:r>
+        <w:rPr>
+          <w:b/>
+          <w:bCs/>
+        </w:rPr>
+        <w:t xml:space="preserve"> SC : O(N*M)  MLE</w:t>
+      </w:r>
+    </w:p>
+    <w:p>
+      <w:pPr>
+        <w:rPr>
+          <w:b/>
+          <w:bCs/>
+        </w:rPr>
+      </w:pPr>
+      <w:r>
+        <w:rPr>
+          <w:b/>
+          <w:bCs/>
+        </w:rPr>
+        <w:t xml:space="preserve">-&gt;put all into the array and sort and filter first k only </w:t>
+      </w:r>
+    </w:p>
+    <w:p>
+      <w:pPr>
+        <w:rPr>
+          <w:b/>
+          <w:bCs/>
+        </w:rPr>
+      </w:pPr>
+    </w:p>
+    <w:p>
+      <w:r>
+        <w:t>class Solution {</w:t>
+      </w:r>
+    </w:p>
+    <w:p>
+      <w:r>
+        <w:t>    public List&lt;List&lt;Integer&gt;&gt; kSmallestPairs(int[] nums1, int[] nums2, int k) {</w:t>
+      </w:r>
+    </w:p>
+    <w:p>
+      <w:r>
+        <w:t>        List&lt;List&lt;Integer&gt;&gt; res = new ArrayList&lt;&gt;();</w:t>
+      </w:r>
+    </w:p>
+    <w:p/>
+    <w:p>
+      <w:r>
+        <w:t>        for (int i = 0; i &lt; nums1.length; i++) {</w:t>
+      </w:r>
+    </w:p>
+    <w:p>
+      <w:r>
+        <w:t>            for (int j = 0; j &lt; nums2.length; j++) {</w:t>
+      </w:r>
+    </w:p>
+    <w:p>
+      <w:r>
+        <w:t>                res.add(Arrays.asList(nums1[i], nums2[j]));</w:t>
+      </w:r>
+    </w:p>
+    <w:p>
+      <w:r>
+        <w:t>            }</w:t>
+      </w:r>
+    </w:p>
+    <w:p>
+      <w:r>
+        <w:t>        }</w:t>
+      </w:r>
+    </w:p>
+    <w:p/>
+    <w:p>
+      <w:r>
+        <w:t>        res.sort((a, b) -&gt; (a.get(0) + a.get(1)) - (b.get(0) + b.get(1)));</w:t>
+      </w:r>
+    </w:p>
+    <w:p/>
+    <w:p>
+      <w:r>
+        <w:t>        return res.subList(0, Math.min(k, res.size()));</w:t>
+      </w:r>
+      <w:r>
+        <w:t>}}</w:t>
+      </w:r>
+    </w:p>
+    <w:p>
+      <w:pPr>
+        <w:rPr>
+          <w:b/>
+          <w:bCs/>
+        </w:rPr>
+      </w:pPr>
+      <w:r>
+        <w:rPr>
+          <w:b/>
+          <w:bCs/>
+        </w:rPr>
+        <w:lastRenderedPageBreak/>
+        <w:t>APP2:</w:t>
+      </w:r>
+    </w:p>
+    <w:p>
+      <w:pPr>
+        <w:rPr>
+          <w:b/>
+          <w:bCs/>
+        </w:rPr>
+      </w:pPr>
+      <w:r>
+        <w:rPr>
+          <w:b/>
+          <w:bCs/>
+        </w:rPr>
+        <w:t>-&gt;same using priority queue this also MLE</w:t>
+      </w:r>
+    </w:p>
+    <w:p>
+      <w:r>
+        <w:t>class Solution {</w:t>
+      </w:r>
+    </w:p>
+    <w:p>
+      <w:r>
+        <w:t>    public List&lt;List&lt;Integer&gt;&gt; kSmallestPairs(int[] nums1, int[] nums2, int k) {</w:t>
+      </w:r>
+    </w:p>
+    <w:p>
+      <w:r>
+        <w:t>        PriorityQueue&lt;int[]&gt; pq = new PriorityQueue&lt;&gt;(</w:t>
+      </w:r>
+    </w:p>
+    <w:p>
+      <w:r>
+        <w:t>                (a, b) -&gt; (a[0] + a[1]) - (b[0] + b[1]));</w:t>
+      </w:r>
+    </w:p>
+    <w:p/>
+    <w:p>
+      <w:r>
+        <w:t>        for (int i = 0; i &lt; nums1.length; i++) {</w:t>
+      </w:r>
+    </w:p>
+    <w:p>
+      <w:r>
+        <w:t>            for (int j = 0; j &lt; nums2.length; j++) {</w:t>
+      </w:r>
+    </w:p>
+    <w:p>
+      <w:r>
+        <w:t>                pq.offer(new int[] { nums1[i], nums2[j] });</w:t>
+      </w:r>
+    </w:p>
+    <w:p>
+      <w:r>
+        <w:t>            }</w:t>
+      </w:r>
+    </w:p>
+    <w:p>
+      <w:r>
+        <w:t>        }</w:t>
+      </w:r>
+    </w:p>
+    <w:p/>
+    <w:p>
+      <w:r>
+        <w:t>        List&lt;List&lt;Integer&gt;&gt; res = new ArrayList&lt;&gt;();</w:t>
+      </w:r>
+    </w:p>
+    <w:p/>
+    <w:p>
+      <w:r>
+        <w:t>        while (k-- &gt; 0 &amp;&amp; !pq.isEmpty()) {</w:t>
+      </w:r>
+    </w:p>
+    <w:p>
+      <w:r>
+        <w:t>            int[] p = pq.poll();</w:t>
+      </w:r>
+    </w:p>
+    <w:p>
+      <w:r>
+        <w:t>            res.add(Arrays.asList(p[0], p[1]));</w:t>
+      </w:r>
+    </w:p>
+    <w:p>
+      <w:r>
+        <w:t>        }</w:t>
+      </w:r>
+    </w:p>
+    <w:p>
+      <w:r>
+        <w:t>        return res;</w:t>
+      </w:r>
+    </w:p>
+    <w:p>
+      <w:r>
+        <w:t>    }</w:t>
+      </w:r>
+    </w:p>
+    <w:p>
+      <w:r>
+        <w:t>}</w:t>
+      </w:r>
+    </w:p>
+    <w:p/>
+    <w:p/>
+    <w:p/>
+    <w:p/>
+    <w:p/>
+    <w:p/>
+    <w:p>
+      <w:pPr>
+        <w:rPr>
+          <w:b/>
+          <w:bCs/>
+        </w:rPr>
+      </w:pPr>
+      <w:r>
+        <w:rPr>
+          <w:b/>
+          <w:bCs/>
+        </w:rPr>
+        <w:lastRenderedPageBreak/>
+        <w:t xml:space="preserve">APP3: TC  </w:t>
+      </w:r>
+      <w:r>
+        <w:rPr>
+          <w:b/>
+          <w:bCs/>
+        </w:rPr>
+        <w:t>O(min(k, n1) * log k)</w:t>
+      </w:r>
       <w:r>
         <w:rPr>
           <w:b/>
@@ -973,113 +2389,629 @@
         </w:rPr>
         <w:t xml:space="preserve"> </w:t>
       </w:r>
-      <w:proofErr w:type="spellStart"/>
-      <w:r>
-        <w:rPr>
-          <w:b/>
-          <w:bCs/>
-        </w:rPr>
-        <w:t>ele</w:t>
-      </w:r>
-      <w:proofErr w:type="spellEnd"/>
-      <w:r>
-        <w:rPr>
-          <w:b/>
-          <w:bCs/>
-        </w:rPr>
-        <w:t xml:space="preserve"> &lt; mid then the other elements in the row also &lt; that so count+=row+1</w:t>
-      </w:r>
-    </w:p>
-    <w:p>
-      <w:pPr>
-        <w:rPr>
-          <w:b/>
-          <w:bCs/>
-        </w:rPr>
-      </w:pPr>
-      <w:r>
-        <w:rPr>
-          <w:b/>
-          <w:bCs/>
-        </w:rPr>
-        <w:t xml:space="preserve">-&gt;then </w:t>
-      </w:r>
-      <w:proofErr w:type="spellStart"/>
-      <w:r>
-        <w:rPr>
-          <w:b/>
-          <w:bCs/>
-        </w:rPr>
-        <w:t>inc</w:t>
-      </w:r>
-      <w:proofErr w:type="spellEnd"/>
-      <w:r>
-        <w:rPr>
-          <w:b/>
-          <w:bCs/>
-        </w:rPr>
-        <w:t xml:space="preserve"> the col</w:t>
-      </w:r>
-    </w:p>
-    <w:p>
-      <w:pPr>
-        <w:rPr>
-          <w:b/>
-          <w:bCs/>
-        </w:rPr>
-      </w:pPr>
-      <w:r>
-        <w:rPr>
-          <w:b/>
-          <w:bCs/>
-        </w:rPr>
-        <w:t xml:space="preserve">-&gt;if </w:t>
-      </w:r>
-      <w:proofErr w:type="spellStart"/>
-      <w:r>
-        <w:rPr>
-          <w:b/>
-          <w:bCs/>
-        </w:rPr>
-        <w:t>curr</w:t>
-      </w:r>
-      <w:proofErr w:type="spellEnd"/>
-      <w:r>
-        <w:rPr>
-          <w:b/>
-          <w:bCs/>
-        </w:rPr>
-        <w:t xml:space="preserve"> &gt; mid , </w:t>
-      </w:r>
-      <w:proofErr w:type="spellStart"/>
-      <w:r>
-        <w:rPr>
-          <w:b/>
-          <w:bCs/>
-        </w:rPr>
-        <w:t>decr</w:t>
-      </w:r>
-      <w:proofErr w:type="spellEnd"/>
-      <w:r>
-        <w:rPr>
-          <w:b/>
-          <w:bCs/>
-        </w:rPr>
-        <w:t xml:space="preserve"> the row</w:t>
-      </w:r>
-    </w:p>
-    <w:p>
-      <w:pPr>
-        <w:rPr>
-          <w:b/>
-          <w:bCs/>
-        </w:rPr>
-      </w:pPr>
-      <w:r>
-        <w:rPr>
-          <w:b/>
-          <w:bCs/>
-        </w:rPr>
+      <w:r>
+        <w:rPr>
+          <w:b/>
+          <w:bCs/>
+        </w:rPr>
+        <w:t>+ 2*</w:t>
+      </w:r>
+      <w:r>
+        <w:rPr>
+          <w:b/>
+          <w:bCs/>
+        </w:rPr>
+        <w:t xml:space="preserve">o(k log k) -&gt; </w:t>
+      </w:r>
+      <w:r>
+        <w:rPr>
+          <w:b/>
+          <w:bCs/>
+        </w:rPr>
+        <w:t>O(k log(min(k, n)))</w:t>
+      </w:r>
+      <w:r>
+        <w:rPr>
+          <w:b/>
+          <w:bCs/>
+        </w:rPr>
+        <w:t xml:space="preserve">, sc : </w:t>
+      </w:r>
+      <w:r>
+        <w:rPr>
+          <w:b/>
+          <w:bCs/>
+        </w:rPr>
+        <w:t>O(min(k, n))</w:t>
+      </w:r>
+    </w:p>
+    <w:p>
+      <w:pPr>
+        <w:rPr>
+          <w:b/>
+          <w:bCs/>
+        </w:rPr>
+      </w:pPr>
+      <w:r>
+        <w:rPr>
+          <w:b/>
+          <w:bCs/>
+        </w:rPr>
+        <w:t>-&gt;since both the arrays are sorted we can come to a conclusion like this</w:t>
+      </w:r>
+    </w:p>
+    <w:p>
+      <w:pPr>
+        <w:rPr>
+          <w:b/>
+          <w:bCs/>
+        </w:rPr>
+      </w:pPr>
+      <w:r>
+        <w:rPr>
+          <w:b/>
+          <w:bCs/>
+        </w:rPr>
+        <w:tab/>
+        <w:t xml:space="preserve">-&gt;nums1[0] + nums2[] will be smaller but the nums1 stopping range is the question here to find that here we pushed the indices of I until the min(k , nums1.length) such that we get all possible </w:t>
+      </w:r>
+    </w:p>
+    <w:p>
+      <w:pPr>
+        <w:rPr>
+          <w:b/>
+          <w:bCs/>
+        </w:rPr>
+      </w:pPr>
+      <w:r>
+        <w:rPr>
+          <w:b/>
+          <w:bCs/>
+        </w:rPr>
+        <w:t>-&gt;during the popping if(j&lt;nums2.length) push that into the heap such that order is maintained and break when k==0 or when the priorityqueue becomes empty</w:t>
+      </w:r>
+    </w:p>
+    <w:p>
+      <w:r>
+        <w:t>class Solution {</w:t>
+      </w:r>
+    </w:p>
+    <w:p>
+      <w:r>
+        <w:t>    public List&lt;List&lt;Integer&gt;&gt; kSmallestPairs(int[] nums1, int[] nums2, int k) {</w:t>
+      </w:r>
+    </w:p>
+    <w:p>
+      <w:r>
+        <w:t>      List&lt;List&lt;Integer&gt;&gt; res = new ArrayList&lt;&gt;();</w:t>
+      </w:r>
+    </w:p>
+    <w:p>
+      <w:r>
+        <w:t>      PriorityQueue&lt;int[]&gt; pq = new PriorityQueue&lt;&gt;</w:t>
+      </w:r>
+    </w:p>
+    <w:p>
+      <w:r>
+        <w:t>      ((a,b)-&gt; (nums1[a[0]]+nums2[a[1]]) - (nums1[b[0]]+nums2[b[1]]));</w:t>
+      </w:r>
+    </w:p>
+    <w:p/>
+    <w:p>
+      <w:r>
+        <w:t>       for(int i = 0 ; i&lt; Math.min(k , nums1.length) ; i++)</w:t>
+      </w:r>
+    </w:p>
+    <w:p>
+      <w:r>
+        <w:t>        {</w:t>
+      </w:r>
+    </w:p>
+    <w:p>
+      <w:r>
+        <w:t>            pq.offer(new int[]{i , 0});</w:t>
+      </w:r>
+    </w:p>
+    <w:p>
+      <w:r>
+        <w:t>        }  </w:t>
+      </w:r>
+    </w:p>
+    <w:p/>
+    <w:p>
+      <w:r>
+        <w:t>        while(k&gt;0 &amp;&amp; !pq.isEmpty())</w:t>
+      </w:r>
+    </w:p>
+    <w:p>
+      <w:r>
+        <w:t>        {</w:t>
+      </w:r>
+    </w:p>
+    <w:p>
+      <w:r>
+        <w:t>            int arr[] = pq.poll();</w:t>
+      </w:r>
+    </w:p>
+    <w:p>
+      <w:r>
+        <w:t>            int i = arr[0] , j = arr[1];</w:t>
+      </w:r>
+    </w:p>
+    <w:p>
+      <w:r>
+        <w:t>            res.add(Arrays.asList(nums1[i] , nums2[j]));</w:t>
+      </w:r>
+    </w:p>
+    <w:p/>
+    <w:p>
+      <w:r>
+        <w:t>            if(j+1&lt;nums2.length)</w:t>
+      </w:r>
+    </w:p>
+    <w:p>
+      <w:r>
+        <w:t>            {</w:t>
+      </w:r>
+    </w:p>
+    <w:p>
+      <w:r>
+        <w:t>                pq.offer(new int[]{i ,  j+1});</w:t>
+      </w:r>
+    </w:p>
+    <w:p>
+      <w:r>
+        <w:t>            }</w:t>
+      </w:r>
+    </w:p>
+    <w:p>
+      <w:r>
+        <w:t>            k--;</w:t>
+      </w:r>
+    </w:p>
+    <w:p>
+      <w:r>
+        <w:lastRenderedPageBreak/>
+        <w:t>        }</w:t>
+      </w:r>
+    </w:p>
+    <w:p>
+      <w:r>
+        <w:t>        return res;</w:t>
+      </w:r>
+    </w:p>
+    <w:p>
+      <w:r>
+        <w:t>    }</w:t>
+      </w:r>
+    </w:p>
+    <w:p>
+      <w:r>
+        <w:t>}</w:t>
+      </w:r>
+    </w:p>
+    <w:p/>
+    <w:p/>
+    <w:p/>
+    <w:p/>
+    <w:p/>
+    <w:p/>
+    <w:p/>
+    <w:p/>
+    <w:p/>
+    <w:p/>
+    <w:p/>
+    <w:p/>
+    <w:p/>
+    <w:p/>
+    <w:p/>
+    <w:p/>
+    <w:p/>
+    <w:p/>
+    <w:p/>
+    <w:p/>
+    <w:p/>
+    <w:p/>
+    <w:p/>
+    <w:p/>
+    <w:p>
+      <w:pPr>
+        <w:rPr>
+          <w:b/>
+          <w:bCs/>
+        </w:rPr>
+      </w:pPr>
+      <w:r>
+        <w:rPr>
+          <w:b/>
+          <w:bCs/>
+        </w:rPr>
+        <w:lastRenderedPageBreak/>
+        <w:t>LC#632 SMALLEST RANGE COVERING ELEMENTS FROM K LISTS</w:t>
+      </w:r>
+    </w:p>
+    <w:p>
+      <w:pPr>
+        <w:rPr>
+          <w:b/>
+          <w:bCs/>
+        </w:rPr>
+      </w:pPr>
+      <w:r>
+        <w:rPr>
+          <w:b/>
+          <w:bCs/>
+        </w:rPr>
+        <w:t>You have k lists of sorted integers in non-decreasing order. Find the smallest range that includes at least one number from each of the k lists.</w:t>
+      </w:r>
+    </w:p>
+    <w:p>
+      <w:pPr>
+        <w:rPr>
+          <w:b/>
+          <w:bCs/>
+        </w:rPr>
+      </w:pPr>
+      <w:r>
+        <w:rPr>
+          <w:b/>
+          <w:bCs/>
+        </w:rPr>
+        <w:t>We define the range [a, b] is smaller than range [c, d] if b - a &lt; d - c or a &lt; c if b - a == d - c.</w:t>
+      </w:r>
+    </w:p>
+    <w:p>
+      <w:pPr>
+        <w:rPr>
+          <w:b/>
+          <w:bCs/>
+        </w:rPr>
+      </w:pPr>
+      <w:r>
+        <w:rPr>
+          <w:b/>
+          <w:bCs/>
+        </w:rPr>
+        <w:t> </w:t>
+      </w:r>
+    </w:p>
+    <w:p>
+      <w:pPr>
+        <w:rPr>
+          <w:b/>
+          <w:bCs/>
+        </w:rPr>
+      </w:pPr>
+      <w:r>
+        <w:rPr>
+          <w:b/>
+          <w:bCs/>
+        </w:rPr>
+        <w:t>Example 1:</w:t>
+      </w:r>
+    </w:p>
+    <w:p>
+      <w:pPr>
+        <w:rPr>
+          <w:b/>
+          <w:bCs/>
+        </w:rPr>
+      </w:pPr>
+      <w:r>
+        <w:rPr>
+          <w:b/>
+          <w:bCs/>
+        </w:rPr>
+        <w:t>Input: nums = [[4,10,15,24,26],[0,9,12,20],[5,18,22,30]]</w:t>
+      </w:r>
+    </w:p>
+    <w:p>
+      <w:pPr>
+        <w:rPr>
+          <w:b/>
+          <w:bCs/>
+        </w:rPr>
+      </w:pPr>
+      <w:r>
+        <w:rPr>
+          <w:b/>
+          <w:bCs/>
+        </w:rPr>
+        <w:t>Output: [20,24]</w:t>
+      </w:r>
+    </w:p>
+    <w:p>
+      <w:pPr>
+        <w:rPr>
+          <w:b/>
+          <w:bCs/>
+        </w:rPr>
+      </w:pPr>
+      <w:r>
+        <w:rPr>
+          <w:b/>
+          <w:bCs/>
+        </w:rPr>
+        <w:t xml:space="preserve">Explanation: </w:t>
+      </w:r>
+    </w:p>
+    <w:p>
+      <w:pPr>
+        <w:rPr>
+          <w:b/>
+          <w:bCs/>
+        </w:rPr>
+      </w:pPr>
+      <w:r>
+        <w:rPr>
+          <w:b/>
+          <w:bCs/>
+        </w:rPr>
+        <w:t>List 1: [4, 10, 15, 24,26], 24 is in range [20,24].</w:t>
+      </w:r>
+    </w:p>
+    <w:p>
+      <w:pPr>
+        <w:rPr>
+          <w:b/>
+          <w:bCs/>
+        </w:rPr>
+      </w:pPr>
+      <w:r>
+        <w:rPr>
+          <w:b/>
+          <w:bCs/>
+        </w:rPr>
+        <w:t>List 2: [0, 9, 12, 20], 20 is in range [20,24].</w:t>
+      </w:r>
+    </w:p>
+    <w:p>
+      <w:pPr>
+        <w:rPr>
+          <w:b/>
+          <w:bCs/>
+        </w:rPr>
+      </w:pPr>
+      <w:r>
+        <w:rPr>
+          <w:b/>
+          <w:bCs/>
+        </w:rPr>
+        <w:t>List 3: [5, 18, 22, 30], 22 is in range [20,24].</w:t>
+      </w:r>
+    </w:p>
+    <w:p>
+      <w:pPr>
+        <w:rPr>
+          <w:b/>
+          <w:bCs/>
+        </w:rPr>
+      </w:pPr>
+      <w:r>
+        <w:rPr>
+          <w:b/>
+          <w:bCs/>
+        </w:rPr>
+        <w:t>Example 2:</w:t>
+      </w:r>
+    </w:p>
+    <w:p>
+      <w:pPr>
+        <w:rPr>
+          <w:b/>
+          <w:bCs/>
+        </w:rPr>
+      </w:pPr>
+      <w:r>
+        <w:rPr>
+          <w:b/>
+          <w:bCs/>
+        </w:rPr>
+        <w:t>Input: nums = [[1,2,3],[1,2,3],[1,2,3]]</w:t>
+      </w:r>
+    </w:p>
+    <w:p>
+      <w:pPr>
+        <w:rPr>
+          <w:b/>
+          <w:bCs/>
+        </w:rPr>
+      </w:pPr>
+      <w:r>
+        <w:rPr>
+          <w:b/>
+          <w:bCs/>
+        </w:rPr>
+        <w:t>Output: [1,1]</w:t>
+      </w:r>
+    </w:p>
+    <w:p>
+      <w:pPr>
+        <w:rPr>
+          <w:b/>
+          <w:bCs/>
+        </w:rPr>
+      </w:pPr>
+      <w:r>
+        <w:rPr>
+          <w:b/>
+          <w:bCs/>
+        </w:rPr>
+        <w:t> </w:t>
+      </w:r>
+    </w:p>
+    <w:p>
+      <w:pPr>
+        <w:rPr>
+          <w:b/>
+          <w:bCs/>
+        </w:rPr>
+      </w:pPr>
+    </w:p>
+    <w:p>
+      <w:pPr>
+        <w:rPr>
+          <w:b/>
+          <w:bCs/>
+        </w:rPr>
+      </w:pPr>
+      <w:r>
+        <w:rPr>
+          <w:b/>
+          <w:bCs/>
+        </w:rPr>
+        <w:t>APP:</w:t>
+      </w:r>
+    </w:p>
+    <w:p>
+      <w:pPr>
+        <w:rPr>
+          <w:b/>
+          <w:bCs/>
+        </w:rPr>
+      </w:pPr>
+      <w:r>
+        <w:rPr>
+          <w:b/>
+          <w:bCs/>
+        </w:rPr>
+        <w:t>-&gt; i did not understand it properly but i will say somewhat what i know</w:t>
+      </w:r>
+    </w:p>
+    <w:p>
+      <w:pPr>
+        <w:rPr>
+          <w:b/>
+          <w:bCs/>
+        </w:rPr>
+      </w:pPr>
+    </w:p>
+    <w:p>
+      <w:pPr>
+        <w:rPr>
+          <w:b/>
+          <w:bCs/>
+        </w:rPr>
+      </w:pPr>
+      <w:r>
+        <w:rPr>
+          <w:b/>
+          <w:bCs/>
+        </w:rPr>
+        <w:t>-&gt;put the first element of every inner list (inner lists are sorted) and the we are usig priority queue such that small element will come at the top at last</w:t>
+      </w:r>
+    </w:p>
+    <w:p>
+      <w:pPr>
+        <w:rPr>
+          <w:b/>
+          <w:bCs/>
+        </w:rPr>
+      </w:pPr>
+      <w:r>
+        <w:rPr>
+          <w:b/>
+          <w:bCs/>
+        </w:rPr>
+        <w:t>-&gt;after that we are going to compute start , end</w:t>
+      </w:r>
+    </w:p>
+    <w:p>
+      <w:pPr>
+        <w:rPr>
+          <w:b/>
+          <w:bCs/>
+        </w:rPr>
+      </w:pPr>
+      <w:r>
+        <w:rPr>
+          <w:b/>
+          <w:bCs/>
+        </w:rPr>
+        <w:t>-&gt;in that poll from the priority queue 1st element is minimum element in the heap</w:t>
+      </w:r>
+    </w:p>
+    <w:p>
+      <w:pPr>
+        <w:rPr>
+          <w:b/>
+          <w:bCs/>
+        </w:rPr>
+      </w:pPr>
+      <w:r>
+        <w:rPr>
+          <w:b/>
+          <w:bCs/>
+        </w:rPr>
+        <w:t>-&gt;update the range if curr range &lt; old range</w:t>
+      </w:r>
+    </w:p>
+    <w:p>
+      <w:pPr>
+        <w:rPr>
+          <w:b/>
+          <w:bCs/>
+        </w:rPr>
+      </w:pPr>
+      <w:r>
+        <w:rPr>
+          <w:b/>
+          <w:bCs/>
+        </w:rPr>
+        <w:t>-&gt;when we are going to exit when any sublists len reaches means break</w:t>
+      </w:r>
+    </w:p>
+    <w:p>
+      <w:pPr>
+        <w:rPr>
+          <w:b/>
+          <w:bCs/>
+        </w:rPr>
+      </w:pPr>
+    </w:p>
+    <w:p>
+      <w:pPr>
+        <w:rPr>
+          <w:b/>
+          <w:bCs/>
+        </w:rPr>
+      </w:pPr>
+      <w:r>
+        <w:rPr>
+          <w:b/>
+          <w:bCs/>
+        </w:rPr>
+        <w:t>-&gt;then again push the next element in that min element row</w:t>
+      </w:r>
+    </w:p>
+    <w:p>
+      <w:pPr>
+        <w:rPr>
+          <w:b/>
+          <w:bCs/>
+        </w:rPr>
+      </w:pPr>
+      <w:r>
+        <w:rPr>
+          <w:b/>
+          <w:bCs/>
+        </w:rPr>
+        <w:t>update max (max is updated globally) but min is everytime looped</w:t>
+      </w:r>
+    </w:p>
+    <w:p>
+      <w:pPr>
+        <w:rPr>
+          <w:b/>
+          <w:bCs/>
+        </w:rPr>
+      </w:pPr>
+      <w:r>
+        <w:rPr>
+          <w:b/>
+          <w:bCs/>
+        </w:rPr>
+        <w:lastRenderedPageBreak/>
         <w:t>CODE:</w:t>
       </w:r>
     </w:p>
@@ -1090,82 +3022,103 @@
     </w:p>
     <w:p>
       <w:r>
-        <w:t xml:space="preserve">    public int </w:t>
-      </w:r>
-      <w:proofErr w:type="spellStart"/>
-      <w:r>
-        <w:t>kthSmallest</w:t>
-      </w:r>
-      <w:proofErr w:type="spellEnd"/>
-      <w:r>
-        <w:t>(int[][] matrix, int k) {</w:t>
-      </w:r>
-    </w:p>
-    <w:p>
-      <w:r>
-        <w:t xml:space="preserve">        int n = </w:t>
-      </w:r>
-      <w:proofErr w:type="spellStart"/>
-      <w:r>
-        <w:t>matrix.length</w:t>
-      </w:r>
-      <w:proofErr w:type="spellEnd"/>
-      <w:r>
-        <w:t>;</w:t>
-      </w:r>
-    </w:p>
-    <w:p>
-      <w:r>
-        <w:t>        int low = matrix[0][0];</w:t>
-      </w:r>
-    </w:p>
-    <w:p>
-      <w:r>
-        <w:t>        int high = matrix[n - 1][n - 1];</w:t>
-      </w:r>
-    </w:p>
-    <w:p/>
-    <w:p>
-      <w:r>
-        <w:t>        while (low &lt; high) {</w:t>
-      </w:r>
-    </w:p>
-    <w:p>
-      <w:r>
-        <w:t>            int mid = low + (high - low) / 2;</w:t>
-      </w:r>
-    </w:p>
-    <w:p>
-      <w:r>
-        <w:t xml:space="preserve">            int count = </w:t>
-      </w:r>
-      <w:proofErr w:type="spellStart"/>
-      <w:r>
-        <w:t>countLessEqual</w:t>
-      </w:r>
-      <w:proofErr w:type="spellEnd"/>
-      <w:r>
-        <w:t>(matrix, mid);</w:t>
-      </w:r>
-    </w:p>
-    <w:p>
-      <w:r>
-        <w:t>            if (count &lt; k) {</w:t>
-      </w:r>
-    </w:p>
-    <w:p>
-      <w:r>
-        <w:t>                low = mid + 1;</w:t>
-      </w:r>
-    </w:p>
-    <w:p>
-      <w:r>
-        <w:t>            } else {</w:t>
-      </w:r>
-    </w:p>
-    <w:p>
-      <w:r>
-        <w:t>                high = mid;</w:t>
+        <w:t>    public int[] smallestRange(List&lt;List&lt;Integer&gt;&gt; nums) {</w:t>
+      </w:r>
+    </w:p>
+    <w:p>
+      <w:r>
+        <w:t>        PriorityQueue&lt;int[]&gt; pq = new PriorityQueue&lt;&gt;((a,b)-&gt;a[0]-b[0]);</w:t>
+      </w:r>
+    </w:p>
+    <w:p>
+      <w:r>
+        <w:t>        int  max = Integer.MIN_VALUE;</w:t>
+      </w:r>
+    </w:p>
+    <w:p>
+      <w:r>
+        <w:t>        for(int i = 0 ; i&lt; nums.size() ; i++)</w:t>
+      </w:r>
+    </w:p>
+    <w:p>
+      <w:r>
+        <w:t>        {</w:t>
+      </w:r>
+    </w:p>
+    <w:p>
+      <w:r>
+        <w:t>            int val = nums.get(i).get(0);</w:t>
+      </w:r>
+    </w:p>
+    <w:p>
+      <w:r>
+        <w:t>            pq.offer(new int[]{val , i , 0});</w:t>
+      </w:r>
+    </w:p>
+    <w:p>
+      <w:r>
+        <w:t>            max = Math.max(max , val);</w:t>
+      </w:r>
+    </w:p>
+    <w:p>
+      <w:r>
+        <w:t>        }</w:t>
+      </w:r>
+    </w:p>
+    <w:p>
+      <w:r>
+        <w:t>        int start = 0 , end = Integer.MAX_VALUE;</w:t>
+      </w:r>
+    </w:p>
+    <w:p>
+      <w:r>
+        <w:t>        while(true)</w:t>
+      </w:r>
+    </w:p>
+    <w:p>
+      <w:r>
+        <w:t>        {</w:t>
+      </w:r>
+    </w:p>
+    <w:p>
+      <w:r>
+        <w:t>            int[] temp = pq.poll();</w:t>
+      </w:r>
+    </w:p>
+    <w:p>
+      <w:r>
+        <w:t>            int min = temp[0];</w:t>
+      </w:r>
+    </w:p>
+    <w:p>
+      <w:r>
+        <w:t>            int row = temp[1];</w:t>
+      </w:r>
+    </w:p>
+    <w:p>
+      <w:r>
+        <w:t>            int col = temp[2];</w:t>
+      </w:r>
+    </w:p>
+    <w:p/>
+    <w:p>
+      <w:r>
+        <w:t>            if(max-min&lt;end-start)</w:t>
+      </w:r>
+    </w:p>
+    <w:p>
+      <w:r>
+        <w:t>            {</w:t>
+      </w:r>
+    </w:p>
+    <w:p>
+      <w:r>
+        <w:t>                start = min;</w:t>
+      </w:r>
+    </w:p>
+    <w:p>
+      <w:r>
+        <w:t>                end = max;</w:t>
       </w:r>
     </w:p>
     <w:p>
@@ -1175,12 +3128,54 @@
     </w:p>
     <w:p>
       <w:r>
+        <w:t>            //when the size ends terminate</w:t>
+      </w:r>
+    </w:p>
+    <w:p>
+      <w:r>
+        <w:t>            if(col +1 == nums.get(row).size())</w:t>
+      </w:r>
+    </w:p>
+    <w:p>
+      <w:r>
+        <w:t>                break;</w:t>
+      </w:r>
+    </w:p>
+    <w:p/>
+    <w:p>
+      <w:r>
+        <w:lastRenderedPageBreak/>
+        <w:t>            //if next element there push</w:t>
+      </w:r>
+    </w:p>
+    <w:p>
+      <w:r>
+        <w:t>            int nextVal = nums.get(row).get(col+1);</w:t>
+      </w:r>
+    </w:p>
+    <w:p>
+      <w:r>
+        <w:t>            pq.offer(new int[]{nextVal , row , col+1});</w:t>
+      </w:r>
+    </w:p>
+    <w:p>
+      <w:r>
+        <w:t>            max = Math.max(max , nextVal);</w:t>
+      </w:r>
+    </w:p>
+    <w:p>
+      <w:r>
         <w:t>        }</w:t>
       </w:r>
     </w:p>
     <w:p>
       <w:r>
-        <w:t>        return low;</w:t>
+        <w:t>        return new int[]{start , end};</w:t>
+      </w:r>
+    </w:p>
+    <w:p>
+      <w:r>
+        <w:t xml:space="preserve">        </w:t>
       </w:r>
     </w:p>
     <w:p>
@@ -1190,98 +3185,9 @@
     </w:p>
     <w:p>
       <w:r>
-        <w:lastRenderedPageBreak/>
-        <w:t xml:space="preserve">    private int </w:t>
-      </w:r>
-      <w:proofErr w:type="spellStart"/>
-      <w:r>
-        <w:t>countLessEqual</w:t>
-      </w:r>
-      <w:proofErr w:type="spellEnd"/>
-      <w:r>
-        <w:t>(int[][] matrix, int mid) {</w:t>
-      </w:r>
-    </w:p>
-    <w:p>
-      <w:r>
-        <w:t xml:space="preserve">        int n = </w:t>
-      </w:r>
-      <w:proofErr w:type="spellStart"/>
-      <w:r>
-        <w:t>matrix.length</w:t>
-      </w:r>
-      <w:proofErr w:type="spellEnd"/>
-      <w:r>
-        <w:t>;</w:t>
-      </w:r>
-    </w:p>
-    <w:p>
-      <w:r>
-        <w:t>        int row = n - 1, col = 0;</w:t>
-      </w:r>
-    </w:p>
-    <w:p>
-      <w:r>
-        <w:t>        int count = 0;</w:t>
-      </w:r>
-    </w:p>
-    <w:p/>
-    <w:p>
-      <w:r>
-        <w:t>        while (row &gt;= 0 &amp;&amp; col &lt; n) {</w:t>
-      </w:r>
-    </w:p>
-    <w:p>
-      <w:r>
-        <w:t>            if (matrix[row][col] &lt;= mid) {</w:t>
-      </w:r>
-    </w:p>
-    <w:p>
-      <w:r>
-        <w:t>                count += row + 1;</w:t>
-      </w:r>
-    </w:p>
-    <w:p>
-      <w:r>
-        <w:t>                col++;</w:t>
-      </w:r>
-    </w:p>
-    <w:p>
-      <w:r>
-        <w:t>            } else {</w:t>
-      </w:r>
-    </w:p>
-    <w:p>
-      <w:r>
-        <w:t>                row--;</w:t>
-      </w:r>
-    </w:p>
-    <w:p>
-      <w:r>
-        <w:t>            }</w:t>
-      </w:r>
-    </w:p>
-    <w:p>
-      <w:r>
-        <w:t>        }</w:t>
-      </w:r>
-    </w:p>
-    <w:p>
-      <w:r>
-        <w:t>        return count;</w:t>
-      </w:r>
-    </w:p>
-    <w:p>
-      <w:r>
-        <w:t>    }</w:t>
-      </w:r>
-    </w:p>
-    <w:p>
-      <w:r>
         <w:t>}</w:t>
       </w:r>
     </w:p>
-    <w:p/>
     <w:p/>
     <w:sectPr>
       <w:pgSz w:w="11906" w:h="16838"/>
@@ -1296,6 +3202,95 @@
 <file path=word/numbering.xml><?xml version="1.0" encoding="utf-8"?>
 <w:numbering xmlns:wpc="http://schemas.microsoft.com/office/word/2010/wordprocessingCanvas" xmlns:cx="http://schemas.microsoft.com/office/drawing/2014/chartex" xmlns:cx1="http://schemas.microsoft.com/office/drawing/2015/9/8/chartex" xmlns:cx2="http://schemas.microsoft.com/office/drawing/2015/10/21/chartex" xmlns:cx3="http://schemas.microsoft.com/office/drawing/2016/5/9/chartex" xmlns:cx4="http://schemas.microsoft.com/office/drawing/2016/5/10/chartex" xmlns:cx5="http://schemas.microsoft.com/office/drawing/2016/5/11/chartex" xmlns:cx6="http://schemas.microsoft.com/office/drawing/2016/5/12/chartex" xmlns:cx7="http://schemas.microsoft.com/office/drawing/2016/5/13/chartex" xmlns:cx8="http://schemas.microsoft.com/office/drawing/2016/5/14/chartex" xmlns:mc="http://schemas.openxmlformats.org/markup-compatibility/2006" xmlns:aink="http://schemas.microsoft.com/office/drawing/2016/ink" xmlns:am3d="http://schemas.microsoft.com/office/drawing/2017/model3d" xmlns:o="urn:schemas-microsoft-com:office:office" xmlns:oel="http://schemas.microsoft.com/office/2019/extlst" xmlns:r="http://schemas.openxmlformats.org/officeDocument/2006/relationships" xmlns:m="http://schemas.openxmlformats.org/officeDocument/2006/math" xmlns:v="urn:schemas-microsoft-com:vml" xmlns:wp14="http://schemas.microsoft.com/office/word/2010/wordprocessingDrawing" xmlns:wp="http://schemas.openxmlformats.org/drawingml/2006/wordprocessingDrawing" xmlns:w10="urn:schemas-microsoft-com:office:word" xmlns:w="http://schemas.openxmlformats.org/wordprocessingml/2006/main" xmlns:w14="http://schemas.microsoft.com/office/word/2010/wordml" xmlns:w15="http://schemas.microsoft.com/office/word/2012/wordml" xmlns:w16cex="http://schemas.microsoft.com/office/word/2018/wordml/cex" xmlns:w16cid="http://schemas.microsoft.com/office/word/2016/wordml/cid" xmlns:w16="http://schemas.microsoft.com/office/word/2018/wordml" xmlns:w16du="http://schemas.microsoft.com/office/word/2023/wordml/word16du" xmlns:w16sdtdh="http://schemas.microsoft.com/office/word/2020/wordml/sdtdatahash" xmlns:w16sdtfl="http://schemas.microsoft.com/office/word/2024/wordml/sdtformatlock" xmlns:w16se="http://schemas.microsoft.com/office/word/2015/wordml/symex" xmlns:wpg="http://schemas.microsoft.com/office/word/2010/wordprocessingGroup" xmlns:wpi="http://schemas.microsoft.com/office/word/2010/wordprocessingInk" xmlns:wne="http://schemas.microsoft.com/office/word/2006/wordml" xmlns:wps="http://schemas.microsoft.com/office/word/2010/wordprocessingShape" mc:Ignorable="w14 w15 w16se w16cid w16 w16cex w16sdtdh w16sdtfl w16du wp14">
   <w:abstractNum w:abstractNumId="0" w15:restartNumberingAfterBreak="0">
+    <w:nsid w:val="1EF90121"/>
+    <w:multiLevelType w:val="hybridMultilevel"/>
+    <w:tmpl w:val="4CB2A6B4"/>
+    <w:lvl w:ilvl="0" w:tplc="40090011">
+      <w:start w:val="1"/>
+      <w:numFmt w:val="decimal"/>
+      <w:lvlText w:val="%1)"/>
+      <w:lvlJc w:val="left"/>
+      <w:pPr>
+        <w:ind w:left="720" w:hanging="360"/>
+      </w:pPr>
+      <w:rPr>
+        <w:rFonts w:hint="default"/>
+      </w:rPr>
+    </w:lvl>
+    <w:lvl w:ilvl="1" w:tplc="40090019" w:tentative="1">
+      <w:start w:val="1"/>
+      <w:numFmt w:val="lowerLetter"/>
+      <w:lvlText w:val="%2."/>
+      <w:lvlJc w:val="left"/>
+      <w:pPr>
+        <w:ind w:left="1440" w:hanging="360"/>
+      </w:pPr>
+    </w:lvl>
+    <w:lvl w:ilvl="2" w:tplc="4009001B" w:tentative="1">
+      <w:start w:val="1"/>
+      <w:numFmt w:val="lowerRoman"/>
+      <w:lvlText w:val="%3."/>
+      <w:lvlJc w:val="right"/>
+      <w:pPr>
+        <w:ind w:left="2160" w:hanging="180"/>
+      </w:pPr>
+    </w:lvl>
+    <w:lvl w:ilvl="3" w:tplc="4009000F" w:tentative="1">
+      <w:start w:val="1"/>
+      <w:numFmt w:val="decimal"/>
+      <w:lvlText w:val="%4."/>
+      <w:lvlJc w:val="left"/>
+      <w:pPr>
+        <w:ind w:left="2880" w:hanging="360"/>
+      </w:pPr>
+    </w:lvl>
+    <w:lvl w:ilvl="4" w:tplc="40090019" w:tentative="1">
+      <w:start w:val="1"/>
+      <w:numFmt w:val="lowerLetter"/>
+      <w:lvlText w:val="%5."/>
+      <w:lvlJc w:val="left"/>
+      <w:pPr>
+        <w:ind w:left="3600" w:hanging="360"/>
+      </w:pPr>
+    </w:lvl>
+    <w:lvl w:ilvl="5" w:tplc="4009001B" w:tentative="1">
+      <w:start w:val="1"/>
+      <w:numFmt w:val="lowerRoman"/>
+      <w:lvlText w:val="%6."/>
+      <w:lvlJc w:val="right"/>
+      <w:pPr>
+        <w:ind w:left="4320" w:hanging="180"/>
+      </w:pPr>
+    </w:lvl>
+    <w:lvl w:ilvl="6" w:tplc="4009000F" w:tentative="1">
+      <w:start w:val="1"/>
+      <w:numFmt w:val="decimal"/>
+      <w:lvlText w:val="%7."/>
+      <w:lvlJc w:val="left"/>
+      <w:pPr>
+        <w:ind w:left="5040" w:hanging="360"/>
+      </w:pPr>
+    </w:lvl>
+    <w:lvl w:ilvl="7" w:tplc="40090019" w:tentative="1">
+      <w:start w:val="1"/>
+      <w:numFmt w:val="lowerLetter"/>
+      <w:lvlText w:val="%8."/>
+      <w:lvlJc w:val="left"/>
+      <w:pPr>
+        <w:ind w:left="5760" w:hanging="360"/>
+      </w:pPr>
+    </w:lvl>
+    <w:lvl w:ilvl="8" w:tplc="4009001B" w:tentative="1">
+      <w:start w:val="1"/>
+      <w:numFmt w:val="lowerRoman"/>
+      <w:lvlText w:val="%9."/>
+      <w:lvlJc w:val="right"/>
+      <w:pPr>
+        <w:ind w:left="6480" w:hanging="180"/>
+      </w:pPr>
+    </w:lvl>
+  </w:abstractNum>
+  <w:abstractNum w:abstractNumId="1" w15:restartNumberingAfterBreak="0">
     <w:nsid w:val="50494B73"/>
     <w:multiLevelType w:val="multilevel"/>
     <w:tmpl w:val="80C45C2A"/>
@@ -1445,6 +3440,9 @@
     </w:lvl>
   </w:abstractNum>
   <w:num w:numId="1" w16cid:durableId="101612242">
+    <w:abstractNumId w:val="1"/>
+  </w:num>
+  <w:num w:numId="2" w16cid:durableId="1092318149">
     <w:abstractNumId w:val="0"/>
   </w:num>
 </w:numbering>
